--- a/String Mathematics/Syllabus-Learning/module-5/String-Mathematics-Module-5-Sum-and-Product.docx
+++ b/String Mathematics/Syllabus-Learning/module-5/String-Mathematics-Module-5-Sum-and-Product.docx
@@ -169,7 +169,7 @@
         <w:t xml:space="preserve"> </w:t>
       </w:r>
       <w:r>
-        <w:t xml:space="preserve">1</w:t>
+        <w:t xml:space="preserve">2</w:t>
       </w:r>
     </w:p>
     <w:sdt>
@@ -225,7 +225,7 @@
           <w:bCs/>
           <w:b/>
         </w:rPr>
-        <w:t xml:space="preserve">Version 1.</w:t>
+        <w:t xml:space="preserve">Version 2.</w:t>
       </w:r>
       <w:r>
         <w:t xml:space="preserve"> </w:t>
@@ -5085,16 +5085,13 @@
         <w:t xml:space="preserve"> </w:t>
       </w:r>
       <w:r>
-        <w:t xml:space="preserve">The sum and product lineages are written exactly as Module 1 §5.3 writes any comparative substring, and the sum lineage may equally be written as Module 3’s</w:t>
-      </w:r>
-      <w:r>
-        <w:t xml:space="preserve"> </w:t>
-      </w:r>
-      <w:r>
-        <w:rPr>
-          <w:rStyle w:val="VerbatimChar"/>
-        </w:rPr>
-        <w:t xml:space="preserve">jS~(−1)~</w:t>
+        <w:t xml:space="preserve">The sum and product lineages are written exactly as Module 1 §5.3 writes any comparative substring, and the sum lineage may equally be written as Module 3’s jS</w:t>
+      </w:r>
+      <w:r>
+        <w:rPr>
+          <w:vertAlign w:val="subscript"/>
+        </w:rPr>
+        <w:t xml:space="preserve">(−1)</w:t>
       </w:r>
       <w:r>
         <w:t xml:space="preserve">.</w:t>
@@ -6100,6 +6097,78 @@
         <w:t xml:space="preserve">, restated so they do not drift: composite tunings where a ratio repeats (Module 3 §10), and whether more than one error can be corrected rather than merely located (Module 3 §5.5 and §6.3).</w:t>
       </w:r>
     </w:p>
+    <w:bookmarkEnd w:id="65"/>
+    <w:bookmarkStart w:id="66" w:name="revision-history"/>
+    <w:p>
+      <w:pPr>
+        <w:pStyle w:val="Heading1"/>
+      </w:pPr>
+      <w:r>
+        <w:t xml:space="preserve">Revision History</w:t>
+      </w:r>
+    </w:p>
+    <w:p>
+      <w:pPr>
+        <w:pStyle w:val="FirstParagraph"/>
+      </w:pPr>
+      <w:r>
+        <w:rPr>
+          <w:bCs/>
+          <w:b/>
+        </w:rPr>
+        <w:t xml:space="preserve">Version 2.</w:t>
+      </w:r>
+      <w:r>
+        <w:t xml:space="preserve"> </w:t>
+      </w:r>
+      <w:r>
+        <w:rPr>
+          <w:bCs/>
+          <w:b/>
+        </w:rPr>
+        <w:t xml:space="preserve">Notation rendering.</w:t>
+      </w:r>
+      <w:r>
+        <w:t xml:space="preserve"> </w:t>
+      </w:r>
+      <w:r>
+        <w:t xml:space="preserve">Notation written inside code spans was displaying as raw markup — a superscript marker appearing as a literal character instead of raising the symbol — and the escape before a vertical bar was visible as a backslash.</w:t>
+      </w:r>
+      <w:r>
+        <w:t xml:space="preserve"> </w:t>
+      </w:r>
+      <w:r>
+        <w:rPr>
+          <w:bCs/>
+          <w:b/>
+        </w:rPr>
+        <w:t xml:space="preserve">A code span suppresses exactly the formatting the notation needs.</w:t>
+      </w:r>
+      <w:r>
+        <w:t xml:space="preserve"> </w:t>
+      </w:r>
+      <w:r>
+        <w:t xml:space="preserve">All affected notation now renders as true superscripts and subscripts. Verified in the document’s own markup rather than in a text extraction, because a text extraction flattens a superscript and cannot tell a rendered one from a broken one.</w:t>
+      </w:r>
+    </w:p>
+    <w:p>
+      <w:pPr>
+        <w:pStyle w:val="BodyText"/>
+      </w:pPr>
+      <w:r>
+        <w:rPr>
+          <w:bCs/>
+          <w:b/>
+        </w:rPr>
+        <w:t xml:space="preserve">Version 1.</w:t>
+      </w:r>
+      <w:r>
+        <w:t xml:space="preserve"> </w:t>
+      </w:r>
+      <w:r>
+        <w:t xml:space="preserve">Initial issue.</w:t>
+      </w:r>
+    </w:p>
     <w:p>
       <w:r>
         <w:pict>
@@ -6116,10 +6185,10 @@
           <w:iCs/>
           <w:i/>
         </w:rPr>
-        <w:t xml:space="preserve">End of Module 5, Version 1.</w:t>
-      </w:r>
-    </w:p>
-    <w:bookmarkEnd w:id="65"/>
+        <w:t xml:space="preserve">End of Module 5, Version 2.</w:t>
+      </w:r>
+    </w:p>
+    <w:bookmarkEnd w:id="66"/>
     <w:sectPr/>
   </w:body>
 </w:document>
